--- a/study/booklets/HSC-Business-Studies-Finance-SAQ-Booklet.docx
+++ b/study/booklets/HSC-Business-Studies-Finance-SAQ-Booklet.docx
@@ -239,10 +239,39 @@
           <w:b w:val="false"/>
           <w:bCs w:val="false"/>
           <w:color w:val="5D6673"/>
+          <w:sz w:val="16"/>
+          <w:szCs w:val="16"/>
+        </w:rPr>
+        <w:t xml:space="preserve">↗2</w:t>
+      </w:r>
+    </w:p>
+    <w:p>
+      <w:pPr>
+        <w:spacing w:after="20"/>
+        <w:ind w:left="316"/>
+      </w:pPr>
+      <w:r>
+        <w:rPr>
+          <w:rFonts w:ascii="Aptos" w:cs="Aptos" w:eastAsia="Aptos" w:hAnsi="Aptos"/>
+          <w:color w:val="14171D"/>
           <w:sz w:val="18"/>
           <w:szCs w:val="18"/>
         </w:rPr>
-        <w:t xml:space="preserve">—</w:t>
+        <w:t xml:space="preserve">Objectives</w:t>
+      </w:r>
+      <w:r>
+        <w:ptab w:alignment="right" w:relativeTo="margin" w:leader="dot"/>
+      </w:r>
+      <w:r>
+        <w:rPr>
+          <w:rFonts w:ascii="Aptos" w:cs="Aptos" w:eastAsia="Aptos" w:hAnsi="Aptos"/>
+          <w:b/>
+          <w:bCs/>
+          <w:color w:val="1D4ED8"/>
+          <w:sz w:val="18"/>
+          <w:szCs w:val="18"/>
+        </w:rPr>
+        <w:t xml:space="preserve">9</w:t>
       </w:r>
     </w:p>
     <w:p>
@@ -257,7 +286,7 @@
           <w:sz w:val="18"/>
           <w:szCs w:val="18"/>
         </w:rPr>
-        <w:t xml:space="preserve">Objectives</w:t>
+        <w:t xml:space="preserve">Interdependence with other key business functions</w:t>
       </w:r>
       <w:r>
         <w:ptab w:alignment="right" w:relativeTo="margin" w:leader="dot"/>
@@ -271,7 +300,23 @@
           <w:sz w:val="18"/>
           <w:szCs w:val="18"/>
         </w:rPr>
-        <w:t xml:space="preserve">9</w:t>
+        <w:t xml:space="preserve">3</w:t>
+      </w:r>
+    </w:p>
+    <w:p>
+      <w:pPr>
+        <w:spacing w:after="40" w:before="200"/>
+      </w:pPr>
+      <w:r>
+        <w:rPr>
+          <w:rFonts w:ascii="Aptos" w:cs="Aptos" w:eastAsia="Aptos" w:hAnsi="Aptos"/>
+          <w:b/>
+          <w:bCs/>
+          <w:color w:val="14171D"/>
+          <w:sz w:val="20"/>
+          <w:szCs w:val="20"/>
+        </w:rPr>
+        <w:t xml:space="preserve">Influences on financial management</w:t>
       </w:r>
     </w:p>
     <w:p>
@@ -286,7 +331,7 @@
           <w:sz w:val="18"/>
           <w:szCs w:val="18"/>
         </w:rPr>
-        <w:t xml:space="preserve">Interdependence with other key business functions</w:t>
+        <w:t xml:space="preserve">Internal sources of finance</w:t>
       </w:r>
       <w:r>
         <w:ptab w:alignment="right" w:relativeTo="margin" w:leader="dot"/>
@@ -305,6 +350,151 @@
     </w:p>
     <w:p>
       <w:pPr>
+        <w:spacing w:after="20"/>
+        <w:ind w:left="316"/>
+      </w:pPr>
+      <w:r>
+        <w:rPr>
+          <w:rFonts w:ascii="Aptos" w:cs="Aptos" w:eastAsia="Aptos" w:hAnsi="Aptos"/>
+          <w:color w:val="14171D"/>
+          <w:sz w:val="18"/>
+          <w:szCs w:val="18"/>
+        </w:rPr>
+        <w:t xml:space="preserve">External sources — debt</w:t>
+      </w:r>
+      <w:r>
+        <w:ptab w:alignment="right" w:relativeTo="margin" w:leader="dot"/>
+      </w:r>
+      <w:r>
+        <w:rPr>
+          <w:rFonts w:ascii="Aptos" w:cs="Aptos" w:eastAsia="Aptos" w:hAnsi="Aptos"/>
+          <w:b/>
+          <w:bCs/>
+          <w:color w:val="1D4ED8"/>
+          <w:sz w:val="18"/>
+          <w:szCs w:val="18"/>
+        </w:rPr>
+        <w:t xml:space="preserve">8</w:t>
+      </w:r>
+    </w:p>
+    <w:p>
+      <w:pPr>
+        <w:spacing w:after="20"/>
+        <w:ind w:left="316"/>
+      </w:pPr>
+      <w:r>
+        <w:rPr>
+          <w:rFonts w:ascii="Aptos" w:cs="Aptos" w:eastAsia="Aptos" w:hAnsi="Aptos"/>
+          <w:color w:val="14171D"/>
+          <w:sz w:val="18"/>
+          <w:szCs w:val="18"/>
+        </w:rPr>
+        <w:t xml:space="preserve">External sources — equity</w:t>
+      </w:r>
+      <w:r>
+        <w:ptab w:alignment="right" w:relativeTo="margin" w:leader="dot"/>
+      </w:r>
+      <w:r>
+        <w:rPr>
+          <w:rFonts w:ascii="Aptos" w:cs="Aptos" w:eastAsia="Aptos" w:hAnsi="Aptos"/>
+          <w:b/>
+          <w:bCs/>
+          <w:color w:val="1D4ED8"/>
+          <w:sz w:val="18"/>
+          <w:szCs w:val="18"/>
+        </w:rPr>
+        <w:t xml:space="preserve">2</w:t>
+      </w:r>
+    </w:p>
+    <w:p>
+      <w:pPr>
+        <w:spacing w:after="20"/>
+        <w:ind w:left="316"/>
+      </w:pPr>
+      <w:r>
+        <w:rPr>
+          <w:rFonts w:ascii="Aptos" w:cs="Aptos" w:eastAsia="Aptos" w:hAnsi="Aptos"/>
+          <w:color w:val="14171D"/>
+          <w:sz w:val="18"/>
+          <w:szCs w:val="18"/>
+        </w:rPr>
+        <w:t xml:space="preserve">Financial institutions</w:t>
+      </w:r>
+      <w:r>
+        <w:ptab w:alignment="right" w:relativeTo="margin" w:leader="dot"/>
+      </w:r>
+      <w:r>
+        <w:rPr>
+          <w:rFonts w:ascii="Aptos" w:cs="Aptos" w:eastAsia="Aptos" w:hAnsi="Aptos"/>
+          <w:b/>
+          <w:bCs/>
+          <w:color w:val="1D4ED8"/>
+          <w:sz w:val="18"/>
+          <w:szCs w:val="18"/>
+        </w:rPr>
+        <w:t xml:space="preserve">1</w:t>
+      </w:r>
+    </w:p>
+    <w:p>
+      <w:pPr>
+        <w:spacing w:after="20"/>
+        <w:ind w:left="316"/>
+      </w:pPr>
+      <w:r>
+        <w:rPr>
+          <w:rFonts w:ascii="Aptos" w:cs="Aptos" w:eastAsia="Aptos" w:hAnsi="Aptos"/>
+          <w:color w:val="14171D"/>
+          <w:sz w:val="18"/>
+          <w:szCs w:val="18"/>
+        </w:rPr>
+        <w:t xml:space="preserve">Influence of government</w:t>
+      </w:r>
+      <w:r>
+        <w:ptab w:alignment="right" w:relativeTo="margin" w:leader="dot"/>
+      </w:r>
+      <w:r>
+        <w:rPr>
+          <w:rFonts w:ascii="Aptos" w:cs="Aptos" w:eastAsia="Aptos" w:hAnsi="Aptos"/>
+          <w:b/>
+          <w:bCs/>
+          <w:color w:val="1D4ED8"/>
+          <w:sz w:val="18"/>
+          <w:szCs w:val="18"/>
+        </w:rPr>
+        <w:t xml:space="preserve">3</w:t>
+      </w:r>
+    </w:p>
+    <w:p>
+      <w:pPr>
+        <w:spacing w:after="20"/>
+        <w:ind w:left="316"/>
+      </w:pPr>
+      <w:r>
+        <w:rPr>
+          <w:rFonts w:ascii="Aptos" w:cs="Aptos" w:eastAsia="Aptos" w:hAnsi="Aptos"/>
+          <w:color w:val="14171D"/>
+          <w:sz w:val="18"/>
+          <w:szCs w:val="18"/>
+        </w:rPr>
+        <w:t xml:space="preserve">Global market influences</w:t>
+      </w:r>
+      <w:r>
+        <w:ptab w:alignment="right" w:relativeTo="margin" w:leader="dot"/>
+      </w:r>
+      <w:r>
+        <w:rPr>
+          <w:rFonts w:ascii="Aptos" w:cs="Aptos" w:eastAsia="Aptos" w:hAnsi="Aptos"/>
+          <w:b/>
+          <w:bCs/>
+          <w:color w:val="1D4ED8"/>
+          <w:sz w:val="18"/>
+          <w:szCs w:val="18"/>
+        </w:rPr>
+        <w:t xml:space="preserve">1</w:t>
+      </w:r>
+    </w:p>
+    <w:p>
+      <w:pPr>
         <w:spacing w:after="40" w:before="200"/>
       </w:pPr>
       <w:r>
@@ -316,7 +506,7 @@
           <w:sz w:val="20"/>
           <w:szCs w:val="20"/>
         </w:rPr>
-        <w:t xml:space="preserve">Influences on financial management</w:t>
+        <w:t xml:space="preserve">Processes of financial management</w:t>
       </w:r>
     </w:p>
     <w:p>
@@ -331,7 +521,7 @@
           <w:sz w:val="18"/>
           <w:szCs w:val="18"/>
         </w:rPr>
-        <w:t xml:space="preserve">Internal sources of finance</w:t>
+        <w:t xml:space="preserve">Planning and implementing</w:t>
       </w:r>
       <w:r>
         <w:ptab w:alignment="right" w:relativeTo="margin" w:leader="dot"/>
@@ -360,7 +550,7 @@
           <w:sz w:val="18"/>
           <w:szCs w:val="18"/>
         </w:rPr>
-        <w:t xml:space="preserve">External sources — debt</w:t>
+        <w:t xml:space="preserve">Debt and equity financing</w:t>
       </w:r>
       <w:r>
         <w:ptab w:alignment="right" w:relativeTo="margin" w:leader="dot"/>
@@ -374,7 +564,7 @@
           <w:sz w:val="18"/>
           <w:szCs w:val="18"/>
         </w:rPr>
-        <w:t xml:space="preserve">8</w:t>
+        <w:t xml:space="preserve">5</w:t>
       </w:r>
     </w:p>
     <w:p>
@@ -385,200 +575,10 @@
       <w:r>
         <w:rPr>
           <w:rFonts w:ascii="Aptos" w:cs="Aptos" w:eastAsia="Aptos" w:hAnsi="Aptos"/>
-          <w:color w:val="14171D"/>
+          <w:color w:val="5D6673"/>
           <w:sz w:val="18"/>
           <w:szCs w:val="18"/>
         </w:rPr>
-        <w:t xml:space="preserve">External sources — equity</w:t>
-      </w:r>
-      <w:r>
-        <w:ptab w:alignment="right" w:relativeTo="margin" w:leader="dot"/>
-      </w:r>
-      <w:r>
-        <w:rPr>
-          <w:rFonts w:ascii="Aptos" w:cs="Aptos" w:eastAsia="Aptos" w:hAnsi="Aptos"/>
-          <w:b/>
-          <w:bCs/>
-          <w:color w:val="1D4ED8"/>
-          <w:sz w:val="18"/>
-          <w:szCs w:val="18"/>
-        </w:rPr>
-        <w:t xml:space="preserve">2</w:t>
-      </w:r>
-    </w:p>
-    <w:p>
-      <w:pPr>
-        <w:spacing w:after="20"/>
-        <w:ind w:left="316"/>
-      </w:pPr>
-      <w:r>
-        <w:rPr>
-          <w:rFonts w:ascii="Aptos" w:cs="Aptos" w:eastAsia="Aptos" w:hAnsi="Aptos"/>
-          <w:color w:val="14171D"/>
-          <w:sz w:val="18"/>
-          <w:szCs w:val="18"/>
-        </w:rPr>
-        <w:t xml:space="preserve">Financial institutions</w:t>
-      </w:r>
-      <w:r>
-        <w:ptab w:alignment="right" w:relativeTo="margin" w:leader="dot"/>
-      </w:r>
-      <w:r>
-        <w:rPr>
-          <w:rFonts w:ascii="Aptos" w:cs="Aptos" w:eastAsia="Aptos" w:hAnsi="Aptos"/>
-          <w:b/>
-          <w:bCs/>
-          <w:color w:val="1D4ED8"/>
-          <w:sz w:val="18"/>
-          <w:szCs w:val="18"/>
-        </w:rPr>
-        <w:t xml:space="preserve">1</w:t>
-      </w:r>
-    </w:p>
-    <w:p>
-      <w:pPr>
-        <w:spacing w:after="20"/>
-        <w:ind w:left="316"/>
-      </w:pPr>
-      <w:r>
-        <w:rPr>
-          <w:rFonts w:ascii="Aptos" w:cs="Aptos" w:eastAsia="Aptos" w:hAnsi="Aptos"/>
-          <w:color w:val="14171D"/>
-          <w:sz w:val="18"/>
-          <w:szCs w:val="18"/>
-        </w:rPr>
-        <w:t xml:space="preserve">Influence of government</w:t>
-      </w:r>
-      <w:r>
-        <w:ptab w:alignment="right" w:relativeTo="margin" w:leader="dot"/>
-      </w:r>
-      <w:r>
-        <w:rPr>
-          <w:rFonts w:ascii="Aptos" w:cs="Aptos" w:eastAsia="Aptos" w:hAnsi="Aptos"/>
-          <w:b/>
-          <w:bCs/>
-          <w:color w:val="1D4ED8"/>
-          <w:sz w:val="18"/>
-          <w:szCs w:val="18"/>
-        </w:rPr>
-        <w:t xml:space="preserve">3</w:t>
-      </w:r>
-    </w:p>
-    <w:p>
-      <w:pPr>
-        <w:spacing w:after="20"/>
-        <w:ind w:left="316"/>
-      </w:pPr>
-      <w:r>
-        <w:rPr>
-          <w:rFonts w:ascii="Aptos" w:cs="Aptos" w:eastAsia="Aptos" w:hAnsi="Aptos"/>
-          <w:color w:val="14171D"/>
-          <w:sz w:val="18"/>
-          <w:szCs w:val="18"/>
-        </w:rPr>
-        <w:t xml:space="preserve">Global market influences</w:t>
-      </w:r>
-      <w:r>
-        <w:ptab w:alignment="right" w:relativeTo="margin" w:leader="dot"/>
-      </w:r>
-      <w:r>
-        <w:rPr>
-          <w:rFonts w:ascii="Aptos" w:cs="Aptos" w:eastAsia="Aptos" w:hAnsi="Aptos"/>
-          <w:b/>
-          <w:bCs/>
-          <w:color w:val="1D4ED8"/>
-          <w:sz w:val="18"/>
-          <w:szCs w:val="18"/>
-        </w:rPr>
-        <w:t xml:space="preserve">1</w:t>
-      </w:r>
-    </w:p>
-    <w:p>
-      <w:pPr>
-        <w:spacing w:after="40" w:before="200"/>
-      </w:pPr>
-      <w:r>
-        <w:rPr>
-          <w:rFonts w:ascii="Aptos" w:cs="Aptos" w:eastAsia="Aptos" w:hAnsi="Aptos"/>
-          <w:b/>
-          <w:bCs/>
-          <w:color w:val="14171D"/>
-          <w:sz w:val="20"/>
-          <w:szCs w:val="20"/>
-        </w:rPr>
-        <w:t xml:space="preserve">Processes of financial management</w:t>
-      </w:r>
-    </w:p>
-    <w:p>
-      <w:pPr>
-        <w:spacing w:after="20"/>
-        <w:ind w:left="316"/>
-      </w:pPr>
-      <w:r>
-        <w:rPr>
-          <w:rFonts w:ascii="Aptos" w:cs="Aptos" w:eastAsia="Aptos" w:hAnsi="Aptos"/>
-          <w:color w:val="14171D"/>
-          <w:sz w:val="18"/>
-          <w:szCs w:val="18"/>
-        </w:rPr>
-        <w:t xml:space="preserve">Planning and implementing</w:t>
-      </w:r>
-      <w:r>
-        <w:ptab w:alignment="right" w:relativeTo="margin" w:leader="dot"/>
-      </w:r>
-      <w:r>
-        <w:rPr>
-          <w:rFonts w:ascii="Aptos" w:cs="Aptos" w:eastAsia="Aptos" w:hAnsi="Aptos"/>
-          <w:b/>
-          <w:bCs/>
-          <w:color w:val="1D4ED8"/>
-          <w:sz w:val="18"/>
-          <w:szCs w:val="18"/>
-        </w:rPr>
-        <w:t xml:space="preserve">3</w:t>
-      </w:r>
-    </w:p>
-    <w:p>
-      <w:pPr>
-        <w:spacing w:after="20"/>
-        <w:ind w:left="316"/>
-      </w:pPr>
-      <w:r>
-        <w:rPr>
-          <w:rFonts w:ascii="Aptos" w:cs="Aptos" w:eastAsia="Aptos" w:hAnsi="Aptos"/>
-          <w:color w:val="14171D"/>
-          <w:sz w:val="18"/>
-          <w:szCs w:val="18"/>
-        </w:rPr>
-        <w:t xml:space="preserve">Debt and equity financing</w:t>
-      </w:r>
-      <w:r>
-        <w:ptab w:alignment="right" w:relativeTo="margin" w:leader="dot"/>
-      </w:r>
-      <w:r>
-        <w:rPr>
-          <w:rFonts w:ascii="Aptos" w:cs="Aptos" w:eastAsia="Aptos" w:hAnsi="Aptos"/>
-          <w:b/>
-          <w:bCs/>
-          <w:color w:val="1D4ED8"/>
-          <w:sz w:val="18"/>
-          <w:szCs w:val="18"/>
-        </w:rPr>
-        <w:t xml:space="preserve">5</w:t>
-      </w:r>
-    </w:p>
-    <w:p>
-      <w:pPr>
-        <w:spacing w:after="20"/>
-        <w:ind w:left="316"/>
-      </w:pPr>
-      <w:r>
-        <w:rPr>
-          <w:rFonts w:ascii="Aptos" w:cs="Aptos" w:eastAsia="Aptos" w:hAnsi="Aptos"/>
-          <w:color w:val="5D6673"/>
-          <w:sz w:val="18"/>
-          <w:szCs w:val="18"/>
-        </w:rPr>
         <w:t xml:space="preserve">Matching the terms and source of finance to business purpose</w:t>
       </w:r>
       <w:r>
@@ -590,10 +590,10 @@
           <w:b w:val="false"/>
           <w:bCs w:val="false"/>
           <w:color w:val="5D6673"/>
-          <w:sz w:val="18"/>
-          <w:szCs w:val="18"/>
-        </w:rPr>
-        <w:t xml:space="preserve">—</w:t>
+          <w:sz w:val="16"/>
+          <w:szCs w:val="16"/>
+        </w:rPr>
+        <w:t xml:space="preserve">↗9</w:t>
       </w:r>
     </w:p>
     <w:p>
@@ -965,7 +965,7 @@
           <w:sz w:val="24"/>
           <w:szCs w:val="24"/>
         </w:rPr>
-        <w:t xml:space="preserve">Objectives — profitability, growth, efficiency, liquidity, solvency; short-term and long-term</w:t>
+        <w:t xml:space="preserve">Objectives</w:t>
       </w:r>
     </w:p>
     <w:p>
@@ -3552,7 +3552,7 @@
           <w:sz w:val="24"/>
           <w:szCs w:val="24"/>
         </w:rPr>
-        <w:t xml:space="preserve">Internal sources of finance — retained profits</w:t>
+        <w:t xml:space="preserve">Internal sources of finance</w:t>
       </w:r>
     </w:p>
     <w:p>
@@ -3930,7 +3930,7 @@
           <w:sz w:val="24"/>
           <w:szCs w:val="24"/>
         </w:rPr>
-        <w:t xml:space="preserve">External sources — debt (overdraft, commercial bills, factoring, mortgage, debentures, unsecured notes, leasing)</w:t>
+        <w:t xml:space="preserve">External sources — debt</w:t>
       </w:r>
     </w:p>
     <w:p>
@@ -5241,7 +5241,7 @@
           <w:sz w:val="24"/>
           <w:szCs w:val="24"/>
         </w:rPr>
-        <w:t xml:space="preserve">External sources — equity (ordinary shares, new issues, rights issues, placements, share purchase plans, private equity)</w:t>
+        <w:t xml:space="preserve">External sources — equity</w:t>
       </w:r>
     </w:p>
     <w:p>
@@ -5505,7 +5505,7 @@
           <w:sz w:val="24"/>
           <w:szCs w:val="24"/>
         </w:rPr>
-        <w:t xml:space="preserve">Financial institutions — banks, investment banks, finance companies, superannuation funds, life insurance, unit trusts, ASX</w:t>
+        <w:t xml:space="preserve">Financial institutions</w:t>
       </w:r>
     </w:p>
     <w:p>
@@ -5641,7 +5641,7 @@
           <w:sz w:val="24"/>
           <w:szCs w:val="24"/>
         </w:rPr>
-        <w:t xml:space="preserve">Influence of government — ASIC, company taxation</w:t>
+        <w:t xml:space="preserve">Influence of government</w:t>
       </w:r>
     </w:p>
     <w:p>
@@ -6051,7 +6051,7 @@
           <w:sz w:val="24"/>
           <w:szCs w:val="24"/>
         </w:rPr>
-        <w:t xml:space="preserve">Global market influences — economic outlook, availability of funds, interest rates</w:t>
+        <w:t xml:space="preserve">Global market influences</w:t>
       </w:r>
     </w:p>
     <w:p>
@@ -6923,7 +6923,7 @@
           <w:sz w:val="24"/>
           <w:szCs w:val="24"/>
         </w:rPr>
-        <w:t xml:space="preserve">Planning and implementing — financial needs, budgets, record systems, financial risks, financial controls</w:t>
+        <w:t xml:space="preserve">Planning and implementing</w:t>
       </w:r>
     </w:p>
     <w:p>
@@ -7415,7 +7415,7 @@
           <w:sz w:val="24"/>
           <w:szCs w:val="24"/>
         </w:rPr>
-        <w:t xml:space="preserve">Debt and equity financing — advantages and disadvantages of each</w:t>
+        <w:t xml:space="preserve">Debt and equity financing</w:t>
       </w:r>
     </w:p>
     <w:p>
@@ -8249,7 +8249,7 @@
           <w:sz w:val="24"/>
           <w:szCs w:val="24"/>
         </w:rPr>
-        <w:t xml:space="preserve">Monitoring and controlling — cash flow statement, income statement, balance sheet</w:t>
+        <w:t xml:space="preserve">Monitoring and controlling</w:t>
       </w:r>
     </w:p>
     <w:p>
@@ -9683,7 +9683,7 @@
           <w:sz w:val="24"/>
           <w:szCs w:val="24"/>
         </w:rPr>
-        <w:t xml:space="preserve">Financial ratios — liquidity, gearing, profitability, efficiency</w:t>
+        <w:t xml:space="preserve">Financial ratios</w:t>
       </w:r>
     </w:p>
     <w:p>
@@ -14350,7 +14350,7 @@
           <w:sz w:val="24"/>
           <w:szCs w:val="24"/>
         </w:rPr>
-        <w:t xml:space="preserve">Comparative ratio analysis — over time, against standards, similar businesses</w:t>
+        <w:t xml:space="preserve">Comparative ratio analysis</w:t>
       </w:r>
     </w:p>
     <w:p>
@@ -15024,7 +15024,7 @@
           <w:sz w:val="24"/>
           <w:szCs w:val="24"/>
         </w:rPr>
-        <w:t xml:space="preserve">Limitations of financial reports — normalised earnings, capitalising expenses, valuing assets, timing issues, debt repayments, notes to financial statements</w:t>
+        <w:t xml:space="preserve">Limitations of financial reports</w:t>
       </w:r>
     </w:p>
     <w:p>
@@ -17113,7 +17113,7 @@
           <w:sz w:val="24"/>
           <w:szCs w:val="24"/>
         </w:rPr>
-        <w:t xml:space="preserve">Cash flow management — cash flow statements, distribution of payments, discounts for early payment, factoring</w:t>
+        <w:t xml:space="preserve">Cash flow management</w:t>
       </w:r>
     </w:p>
     <w:p>
@@ -17517,7 +17517,7 @@
           <w:sz w:val="24"/>
           <w:szCs w:val="24"/>
         </w:rPr>
-        <w:t xml:space="preserve">Working capital management — control of current assets and current liabilities, leasing, sale and lease back</w:t>
+        <w:t xml:space="preserve">Working capital management</w:t>
       </w:r>
     </w:p>
     <w:p>
@@ -18517,7 +18517,7 @@
           <w:sz w:val="24"/>
           <w:szCs w:val="24"/>
         </w:rPr>
-        <w:t xml:space="preserve">Profitability management — cost controls, revenue controls</w:t>
+        <w:t xml:space="preserve">Profitability management</w:t>
       </w:r>
     </w:p>
     <w:p>
@@ -18910,7 +18910,7 @@
           <w:sz w:val="24"/>
           <w:szCs w:val="24"/>
         </w:rPr>
-        <w:t xml:space="preserve">Global financial management — exchange rates, interest rates, methods of international payment, hedging, derivatives</w:t>
+        <w:t xml:space="preserve">Global financial management</w:t>
       </w:r>
     </w:p>
     <w:p>

--- a/study/booklets/HSC-Business-Studies-Finance-SAQ-Booklet.docx
+++ b/study/booklets/HSC-Business-Studies-Finance-SAQ-Booklet.docx
@@ -20763,7 +20763,7 @@
     <w:sectPr>
       <w:headerReference w:type="default" r:id="rId7"/>
       <w:footerReference w:type="default" r:id="rId8"/>
-      <w:pgSz w:w="12240" w:h="15840" w:orient="portrait"/>
+      <w:pgSz w:w="11906" w:h="16838" w:orient="portrait"/>
       <w:pgMar w:top="1224" w:right="1296" w:bottom="1008" w:left="1296" w:header="576" w:footer="504" w:gutter="0"/>
       <w:pgNumType/>
       <w:docGrid w:linePitch="360"/>
